--- a/outputs/periodic_spiking/experiment_summary.docx
+++ b/outputs/periodic_spiking/experiment_summary.docx
@@ -203,7 +203,7 @@
           </w:tcPr>
           <w:p>
             <w:r>
-              <w:t>2026-05-13 09:29:56</w:t>
+              <w:t>2026-05-26 10:53:30</w:t>
             </w:r>
           </w:p>
         </w:tc>
@@ -223,7 +223,7 @@
           </w:tcPr>
           <w:p>
             <w:r>
-              <w:t>gp</w:t>
+              <w:t>gbrt</w:t>
             </w:r>
           </w:p>
         </w:tc>
@@ -253,7 +253,7 @@
           </w:tcPr>
           <w:p>
             <w:r>
-              <w:t>0.00085224</w:t>
+              <w:t>0.00056442</w:t>
             </w:r>
           </w:p>
         </w:tc>
@@ -263,7 +263,7 @@
           </w:tcPr>
           <w:p>
             <w:r>
-              <w:t>0.00164169</w:t>
+              <w:t>0.00108725</w:t>
             </w:r>
           </w:p>
         </w:tc>
@@ -273,7 +273,7 @@
           </w:tcPr>
           <w:p>
             <w:r>
-              <w:t>0.00120892</w:t>
+              <w:t>0.0008069</w:t>
             </w:r>
           </w:p>
         </w:tc>
@@ -283,7 +283,7 @@
           </w:tcPr>
           <w:p>
             <w:r>
-              <w:t>0.00100566</w:t>
+              <w:t>0.00066734</w:t>
             </w:r>
           </w:p>
         </w:tc>
@@ -293,7 +293,7 @@
           </w:tcPr>
           <w:p>
             <w:r>
-              <w:t>250</w:t>
+              <w:t>693</w:t>
             </w:r>
           </w:p>
         </w:tc>
@@ -303,7 +303,7 @@
           </w:tcPr>
           <w:p>
             <w:r>
-              <w:t>0.2</w:t>
+              <w:t>0.179044</w:t>
             </w:r>
           </w:p>
         </w:tc>
@@ -313,7 +313,7 @@
           </w:tcPr>
           <w:p>
             <w:r>
-              <w:t>0.45</w:t>
+              <w:t>0.734714</w:t>
             </w:r>
           </w:p>
         </w:tc>
@@ -323,7 +323,7 @@
           </w:tcPr>
           <w:p>
             <w:r>
-              <w:t>0.247776</w:t>
+              <w:t>0.150128</w:t>
             </w:r>
           </w:p>
         </w:tc>
@@ -333,7 +333,7 @@
           </w:tcPr>
           <w:p>
             <w:r>
-              <w:t>0.440754</w:t>
+              <w:t>0.310743</w:t>
             </w:r>
           </w:p>
         </w:tc>
@@ -343,7 +343,7 @@
           </w:tcPr>
           <w:p>
             <w:r>
-              <w:t>1e-08</w:t>
+              <w:t>1.432860909587606e-08</w:t>
             </w:r>
           </w:p>
         </w:tc>
@@ -353,7 +353,7 @@
           </w:tcPr>
           <w:p>
             <w:r>
-              <w:t>500</w:t>
+              <w:t>447</w:t>
             </w:r>
           </w:p>
         </w:tc>
